--- a/lab1/Ovesi_Sayalel_lb1.docx
+++ b/lab1/Ovesi_Sayalel_lb1.docx
@@ -123,16 +123,7 @@
           <w:sz w:val="28"/>
           <w:szCs w:val="28"/>
         </w:rPr>
-        <w:t xml:space="preserve">Кафедра </w:t>
-      </w:r>
-      <w:r>
-        <w:rPr>
-          <w:b/>
-          <w:color w:val="000000"/>
-          <w:sz w:val="28"/>
-          <w:szCs w:val="28"/>
-        </w:rPr>
-        <w:t>МоЭВМ</w:t>
+        <w:t>Кафедра МоЭВМ</w:t>
       </w:r>
     </w:p>
     <w:p>
@@ -280,7 +271,7 @@
       <w:pPr>
         <w:pStyle w:val="Times1421"/>
         <w:spacing w:lineRule="auto" w:line="360"/>
-        <w:ind w:hanging="0" w:right="0"/>
+        <w:ind w:hanging="0" w:left="0" w:right="0"/>
         <w:jc w:val="center"/>
         <w:rPr>
           <w:rStyle w:val="Style16"/>
@@ -314,41 +305,25 @@
           <w:sz w:val="28"/>
           <w:szCs w:val="28"/>
         </w:rPr>
-        <w:t>по лабораторной работе</w:t>
-      </w:r>
-      <w:r>
+        <w:t>по лабораторной работе №1</w:t>
+      </w:r>
+    </w:p>
+    <w:p>
+      <w:pPr>
+        <w:pStyle w:val="Normal"/>
+        <w:spacing w:lineRule="auto" w:line="360"/>
+        <w:jc w:val="center"/>
         <w:rPr>
           <w:b/>
-          <w:color w:val="000000"/>
-          <w:sz w:val="28"/>
-          <w:szCs w:val="28"/>
-        </w:rPr>
-        <w:t xml:space="preserve"> №</w:t>
-      </w:r>
+          <w:sz w:val="28"/>
+          <w:szCs w:val="28"/>
+        </w:rPr>
+      </w:pPr>
       <w:r>
         <w:rPr>
           <w:b/>
-          <w:color w:val="000000"/>
-          <w:sz w:val="28"/>
-          <w:szCs w:val="28"/>
-        </w:rPr>
-        <w:t>1</w:t>
-      </w:r>
-    </w:p>
-    <w:p>
-      <w:pPr>
-        <w:pStyle w:val="Normal"/>
-        <w:spacing w:lineRule="auto" w:line="360"/>
-        <w:jc w:val="center"/>
-        <w:rPr>
-          <w:b/>
-          <w:sz w:val="28"/>
-          <w:szCs w:val="28"/>
-        </w:rPr>
-      </w:pPr>
-      <w:r>
-        <w:rPr>
-          <w:color w:val="000000"/>
+          <w:sz w:val="28"/>
+          <w:szCs w:val="28"/>
         </w:rPr>
       </w:r>
     </w:p>
@@ -368,18 +343,7 @@
           <w:sz w:val="28"/>
           <w:szCs w:val="28"/>
         </w:rPr>
-        <w:t xml:space="preserve">Тема: </w:t>
-      </w:r>
-      <w:r>
-        <w:rPr>
-          <w:rStyle w:val="Style16"/>
-          <w:caps w:val="false"/>
-          <w:smallCaps w:val="false"/>
-          <w:color w:val="000000"/>
-          <w:sz w:val="28"/>
-          <w:szCs w:val="28"/>
-        </w:rPr>
-        <w:t>Рекурсивный бэктрекинг. Исследование времени выполнения от размера квадрата.</w:t>
+        <w:t>Тема: Рекурсивный бэктрекинг. Исследование времени выполнения от размера квадрата.</w:t>
       </w:r>
     </w:p>
     <w:p>
@@ -461,15 +425,7 @@
                 <w:sz w:val="28"/>
                 <w:szCs w:val="28"/>
               </w:rPr>
-              <w:t xml:space="preserve">Студент гр. </w:t>
-            </w:r>
-            <w:r>
-              <w:rPr>
-                <w:color w:val="000000"/>
-                <w:sz w:val="28"/>
-                <w:szCs w:val="28"/>
-              </w:rPr>
-              <w:t>4343</w:t>
+              <w:t>Студент гр. 4343</w:t>
             </w:r>
           </w:p>
         </w:tc>
@@ -694,16 +650,7 @@
           <w:sz w:val="28"/>
           <w:szCs w:val="28"/>
         </w:rPr>
-        <w:t>20</w:t>
-      </w:r>
-      <w:r>
-        <w:rPr>
-          <w:bCs/>
-          <w:color w:val="000000"/>
-          <w:sz w:val="28"/>
-          <w:szCs w:val="28"/>
-        </w:rPr>
-        <w:t>23</w:t>
+        <w:t>2023</w:t>
       </w:r>
       <w:r>
         <w:br w:type="page"/>
@@ -712,7 +659,7 @@
     <w:p>
       <w:pPr>
         <w:pStyle w:val="Normal"/>
-        <w:spacing w:lineRule="auto" w:line="360"/>
+        <w:spacing w:lineRule="auto" w:line="360" w:before="0" w:after="0"/>
         <w:ind w:firstLine="709" w:right="0"/>
         <w:jc w:val="both"/>
         <w:rPr>
@@ -749,15 +696,7 @@
           <w:sz w:val="28"/>
           <w:szCs w:val="28"/>
         </w:rPr>
-        <w:t>И</w:t>
-      </w:r>
-      <w:r>
-        <w:rPr>
-          <w:color w:val="000000"/>
-          <w:sz w:val="28"/>
-          <w:szCs w:val="28"/>
-        </w:rPr>
-        <w:t>сследовать рекурсивный бэктрекинг для задачи разбиения квадрата на минимальное количество меньших квадратов и изучить зависимость времени выполнения алгоритма от размера квадрата.</w:t>
+        <w:t>Исследовать рекурсивный бэктрекинг для задачи разбиения квадрата на минимальное количество меньших квадратов и изучить зависимость времени выполнения алгоритма от размера квадрата.</w:t>
       </w:r>
     </w:p>
     <w:p>
@@ -877,7 +816,6 @@
       </w:pPr>
       <w:r>
         <w:rPr>
-          <w:color w:val="000000"/>
           <w:sz w:val="28"/>
           <w:szCs w:val="28"/>
         </w:rPr>
@@ -931,7 +869,7 @@
     <w:p>
       <w:pPr>
         <w:pStyle w:val="Normal"/>
-        <w:spacing w:lineRule="auto" w:line="360"/>
+        <w:spacing w:lineRule="auto" w:line="360" w:before="0" w:after="0"/>
         <w:ind w:firstLine="709" w:right="0"/>
         <w:jc w:val="both"/>
         <w:rPr>
@@ -963,7 +901,8 @@
       </w:pPr>
       <w:r>
         <w:rPr>
-          <w:color w:val="000000"/>
+          <w:sz w:val="28"/>
+          <w:szCs w:val="28"/>
         </w:rPr>
         <w:drawing>
           <wp:anchor behindDoc="0" distT="0" distB="0" distL="0" distR="0" simplePos="0" locked="0" layoutInCell="0" allowOverlap="1" relativeHeight="2">
@@ -1616,6 +1555,31 @@
           <w:sz w:val="28"/>
           <w:szCs w:val="28"/>
         </w:rPr>
+      </w:r>
+      <w:r>
+        <w:br w:type="page"/>
+      </w:r>
+    </w:p>
+    <w:p>
+      <w:pPr>
+        <w:pStyle w:val="Normal"/>
+        <w:spacing w:lineRule="auto" w:line="360" w:before="0" w:after="0"/>
+        <w:ind w:firstLine="709" w:right="0"/>
+        <w:jc w:val="both"/>
+        <w:rPr>
+          <w:b/>
+          <w:color w:val="000000"/>
+          <w:sz w:val="28"/>
+          <w:szCs w:val="28"/>
+        </w:rPr>
+      </w:pPr>
+      <w:r>
+        <w:rPr>
+          <w:b/>
+          <w:color w:val="000000"/>
+          <w:sz w:val="28"/>
+          <w:szCs w:val="28"/>
+        </w:rPr>
         <w:t>Выводы.</w:t>
       </w:r>
     </w:p>
@@ -1708,8 +1672,8 @@
     <w:p>
       <w:pPr>
         <w:pStyle w:val="Times1421"/>
-        <w:spacing w:lineRule="auto" w:line="360"/>
-        <w:ind w:hanging="0" w:right="0"/>
+        <w:spacing w:lineRule="auto" w:line="360" w:before="0" w:after="0"/>
+        <w:ind w:hanging="0" w:left="0" w:right="0"/>
         <w:jc w:val="center"/>
         <w:rPr>
           <w:rStyle w:val="Style16"/>
@@ -1743,7 +1707,13 @@
         </w:rPr>
       </w:pPr>
       <w:r>
-        <w:rPr/>
+        <w:rPr>
+          <w:bCs w:val="false"/>
+          <w:caps/>
+          <w:color w:val="000000"/>
+          <w:sz w:val="28"/>
+          <w:szCs w:val="28"/>
+        </w:rPr>
       </w:r>
     </w:p>
     <w:p>
@@ -8361,10 +8331,12 @@
       </w:r>
     </w:p>
     <w:sectPr>
-      <w:headerReference w:type="default" r:id="rId3"/>
-      <w:headerReference w:type="first" r:id="rId4"/>
-      <w:footerReference w:type="default" r:id="rId5"/>
-      <w:footerReference w:type="first" r:id="rId6"/>
+      <w:headerReference w:type="even" r:id="rId3"/>
+      <w:headerReference w:type="default" r:id="rId4"/>
+      <w:headerReference w:type="first" r:id="rId5"/>
+      <w:footerReference w:type="even" r:id="rId6"/>
+      <w:footerReference w:type="default" r:id="rId7"/>
+      <w:footerReference w:type="first" r:id="rId8"/>
       <w:type w:val="nextPage"/>
       <w:pgSz w:w="11906" w:h="16838"/>
       <w:pgMar w:left="1701" w:right="567" w:gutter="0" w:header="425" w:top="1134" w:footer="709" w:bottom="1134"/>
@@ -8379,6 +8351,20 @@
 </file>
 
 <file path=word/footer1.xml><?xml version="1.0" encoding="utf-8"?>
+<w:ftr xmlns:o="urn:schemas-microsoft-com:office:office" xmlns:r="http://schemas.openxmlformats.org/officeDocument/2006/relationships" xmlns:v="urn:schemas-microsoft-com:vml" xmlns:w="http://schemas.openxmlformats.org/wordprocessingml/2006/main" xmlns:w10="urn:schemas-microsoft-com:office:word" xmlns:wp="http://schemas.openxmlformats.org/drawingml/2006/wordprocessingDrawing" xmlns:pic="http://schemas.openxmlformats.org/drawingml/2006/picture" xmlns:wps="http://schemas.microsoft.com/office/word/2010/wordprocessingShape" xmlns:wpg="http://schemas.microsoft.com/office/word/2010/wordprocessingGroup" xmlns:mc="http://schemas.openxmlformats.org/markup-compatibility/2006" xmlns:wp14="http://schemas.microsoft.com/office/word/2010/wordprocessingDrawing" xmlns:w14="http://schemas.microsoft.com/office/word/2010/wordml" xmlns:w15="http://schemas.microsoft.com/office/word/2012/wordml" mc:Ignorable="w14 wp14 w15">
+  <w:p>
+    <w:pPr>
+      <w:pStyle w:val="Footer"/>
+      <w:rPr/>
+    </w:pPr>
+    <w:r>
+      <w:rPr/>
+    </w:r>
+  </w:p>
+</w:ftr>
+</file>
+
+<file path=word/footer2.xml><?xml version="1.0" encoding="utf-8"?>
 <w:ftr xmlns:o="urn:schemas-microsoft-com:office:office" xmlns:r="http://schemas.openxmlformats.org/officeDocument/2006/relationships" xmlns:v="urn:schemas-microsoft-com:vml" xmlns:w="http://schemas.openxmlformats.org/wordprocessingml/2006/main" xmlns:w10="urn:schemas-microsoft-com:office:word" xmlns:wp="http://schemas.openxmlformats.org/drawingml/2006/wordprocessingDrawing" xmlns:pic="http://schemas.openxmlformats.org/drawingml/2006/picture" xmlns:wps="http://schemas.microsoft.com/office/word/2010/wordprocessingShape" xmlns:wpg="http://schemas.microsoft.com/office/word/2010/wordprocessingGroup" xmlns:mc="http://schemas.openxmlformats.org/markup-compatibility/2006" xmlns:wp14="http://schemas.microsoft.com/office/word/2010/wordprocessingDrawing" xmlns:w14="http://schemas.microsoft.com/office/word/2010/wordml" xmlns:w15="http://schemas.microsoft.com/office/word/2012/wordml" mc:Ignorable="w14 wp14 w15">
   <w:p>
     <w:pPr>
@@ -8424,7 +8410,7 @@
 </w:ftr>
 </file>
 
-<file path=word/footer2.xml><?xml version="1.0" encoding="utf-8"?>
+<file path=word/footer3.xml><?xml version="1.0" encoding="utf-8"?>
 <w:ftr xmlns:o="urn:schemas-microsoft-com:office:office" xmlns:r="http://schemas.openxmlformats.org/officeDocument/2006/relationships" xmlns:v="urn:schemas-microsoft-com:vml" xmlns:w="http://schemas.openxmlformats.org/wordprocessingml/2006/main" xmlns:w10="urn:schemas-microsoft-com:office:word" xmlns:wp="http://schemas.openxmlformats.org/drawingml/2006/wordprocessingDrawing" xmlns:pic="http://schemas.openxmlformats.org/drawingml/2006/picture" xmlns:wps="http://schemas.microsoft.com/office/word/2010/wordprocessingShape" xmlns:wpg="http://schemas.microsoft.com/office/word/2010/wordprocessingGroup" xmlns:mc="http://schemas.openxmlformats.org/markup-compatibility/2006" xmlns:wp14="http://schemas.microsoft.com/office/word/2010/wordprocessingDrawing" xmlns:w14="http://schemas.microsoft.com/office/word/2010/wordml" xmlns:w15="http://schemas.microsoft.com/office/word/2012/wordml" mc:Ignorable="w14 wp14 w15">
   <w:p>
     <w:pPr>
@@ -8443,6 +8429,20 @@
   <w:p>
     <w:pPr>
       <w:pStyle w:val="Header"/>
+      <w:rPr/>
+    </w:pPr>
+    <w:r>
+      <w:rPr/>
+    </w:r>
+  </w:p>
+</w:hdr>
+</file>
+
+<file path=word/header2.xml><?xml version="1.0" encoding="utf-8"?>
+<w:hdr xmlns:o="urn:schemas-microsoft-com:office:office" xmlns:r="http://schemas.openxmlformats.org/officeDocument/2006/relationships" xmlns:v="urn:schemas-microsoft-com:vml" xmlns:w="http://schemas.openxmlformats.org/wordprocessingml/2006/main" xmlns:w10="urn:schemas-microsoft-com:office:word" xmlns:wp="http://schemas.openxmlformats.org/drawingml/2006/wordprocessingDrawing" xmlns:pic="http://schemas.openxmlformats.org/drawingml/2006/picture" xmlns:wps="http://schemas.microsoft.com/office/word/2010/wordprocessingShape" xmlns:wpg="http://schemas.microsoft.com/office/word/2010/wordprocessingGroup" xmlns:mc="http://schemas.openxmlformats.org/markup-compatibility/2006" xmlns:wp14="http://schemas.microsoft.com/office/word/2010/wordprocessingDrawing" xmlns:w14="http://schemas.microsoft.com/office/word/2010/wordml" xmlns:w15="http://schemas.microsoft.com/office/word/2012/wordml" mc:Ignorable="w14 wp14 w15">
+  <w:p>
+    <w:pPr>
+      <w:pStyle w:val="Header"/>
       <w:ind w:right="-1"/>
       <w:jc w:val="right"/>
       <w:rPr/>
@@ -8455,7 +8455,7 @@
 </w:hdr>
 </file>
 
-<file path=word/header2.xml><?xml version="1.0" encoding="utf-8"?>
+<file path=word/header3.xml><?xml version="1.0" encoding="utf-8"?>
 <w:hdr xmlns:o="urn:schemas-microsoft-com:office:office" xmlns:r="http://schemas.openxmlformats.org/officeDocument/2006/relationships" xmlns:v="urn:schemas-microsoft-com:vml" xmlns:w="http://schemas.openxmlformats.org/wordprocessingml/2006/main" xmlns:w10="urn:schemas-microsoft-com:office:word" xmlns:wp="http://schemas.openxmlformats.org/drawingml/2006/wordprocessingDrawing" xmlns:pic="http://schemas.openxmlformats.org/drawingml/2006/picture" xmlns:wps="http://schemas.microsoft.com/office/word/2010/wordprocessingShape" xmlns:wpg="http://schemas.microsoft.com/office/word/2010/wordprocessingGroup" xmlns:mc="http://schemas.openxmlformats.org/markup-compatibility/2006" xmlns:wp14="http://schemas.microsoft.com/office/word/2010/wordprocessingDrawing" xmlns:w14="http://schemas.microsoft.com/office/word/2010/wordml" xmlns:w15="http://schemas.microsoft.com/office/word/2012/wordml" mc:Ignorable="w14 wp14 w15">
   <w:p>
     <w:pPr>
@@ -8475,7 +8475,6 @@
     <w:lvl w:ilvl="0">
       <w:start w:val="1"/>
       <w:numFmt w:val="none"/>
-      <w:pStyle w:val="Heading1"/>
       <w:suff w:val="nothing"/>
       <w:lvlText w:val=""/>
       <w:lvlJc w:val="left"/>
@@ -8485,11 +8484,11 @@
         </w:tabs>
         <w:ind w:left="0" w:hanging="0"/>
       </w:pPr>
+      <w:rPr/>
     </w:lvl>
     <w:lvl w:ilvl="1">
       <w:start w:val="1"/>
       <w:numFmt w:val="none"/>
-      <w:pStyle w:val="Heading2"/>
       <w:suff w:val="nothing"/>
       <w:lvlText w:val=""/>
       <w:lvlJc w:val="left"/>
@@ -8499,11 +8498,11 @@
         </w:tabs>
         <w:ind w:left="0" w:hanging="0"/>
       </w:pPr>
+      <w:rPr/>
     </w:lvl>
     <w:lvl w:ilvl="2">
       <w:start w:val="1"/>
       <w:numFmt w:val="none"/>
-      <w:pStyle w:val="Heading3"/>
       <w:suff w:val="nothing"/>
       <w:lvlText w:val=""/>
       <w:lvlJc w:val="left"/>
@@ -8513,11 +8512,11 @@
         </w:tabs>
         <w:ind w:left="0" w:hanging="0"/>
       </w:pPr>
+      <w:rPr/>
     </w:lvl>
     <w:lvl w:ilvl="3">
       <w:start w:val="1"/>
       <w:numFmt w:val="none"/>
-      <w:pStyle w:val="Heading4"/>
       <w:suff w:val="nothing"/>
       <w:lvlText w:val=""/>
       <w:lvlJc w:val="left"/>
@@ -8527,11 +8526,11 @@
         </w:tabs>
         <w:ind w:left="0" w:hanging="0"/>
       </w:pPr>
+      <w:rPr/>
     </w:lvl>
     <w:lvl w:ilvl="4">
       <w:start w:val="1"/>
       <w:numFmt w:val="none"/>
-      <w:pStyle w:val="Heading5"/>
       <w:suff w:val="nothing"/>
       <w:lvlText w:val=""/>
       <w:lvlJc w:val="left"/>
@@ -8541,11 +8540,11 @@
         </w:tabs>
         <w:ind w:left="0" w:hanging="0"/>
       </w:pPr>
+      <w:rPr/>
     </w:lvl>
     <w:lvl w:ilvl="5">
       <w:start w:val="1"/>
       <w:numFmt w:val="none"/>
-      <w:pStyle w:val="Heading6"/>
       <w:suff w:val="nothing"/>
       <w:lvlText w:val=""/>
       <w:lvlJc w:val="left"/>
@@ -8555,11 +8554,11 @@
         </w:tabs>
         <w:ind w:left="0" w:hanging="0"/>
       </w:pPr>
+      <w:rPr/>
     </w:lvl>
     <w:lvl w:ilvl="6">
       <w:start w:val="1"/>
       <w:numFmt w:val="none"/>
-      <w:pStyle w:val="Heading7"/>
       <w:suff w:val="nothing"/>
       <w:lvlText w:val=""/>
       <w:lvlJc w:val="left"/>
@@ -8569,6 +8568,7 @@
         </w:tabs>
         <w:ind w:left="0" w:hanging="0"/>
       </w:pPr>
+      <w:rPr/>
     </w:lvl>
     <w:lvl w:ilvl="7">
       <w:start w:val="1"/>
@@ -8582,11 +8582,11 @@
         </w:tabs>
         <w:ind w:left="0" w:hanging="0"/>
       </w:pPr>
+      <w:rPr/>
     </w:lvl>
     <w:lvl w:ilvl="8">
       <w:start w:val="1"/>
       <w:numFmt w:val="none"/>
-      <w:pStyle w:val="Heading9"/>
       <w:suff w:val="nothing"/>
       <w:lvlText w:val=""/>
       <w:lvlJc w:val="left"/>
@@ -8596,6 +8596,7 @@
         </w:tabs>
         <w:ind w:left="0" w:hanging="0"/>
       </w:pPr>
+      <w:rPr/>
     </w:lvl>
   </w:abstractNum>
   <w:abstractNum w:abstractNumId="2">
@@ -8622,6 +8623,110 @@
         <w:vertAlign w:val="baseline"/>
       </w:rPr>
     </w:lvl>
+    <w:lvl w:ilvl="1">
+      <w:start w:val="1"/>
+      <w:numFmt w:val="decimal"/>
+      <w:lvlText w:val="%2."/>
+      <w:lvlJc w:val="left"/>
+      <w:pPr>
+        <w:tabs>
+          <w:tab w:val="num" w:pos="1080"/>
+        </w:tabs>
+        <w:ind w:left="1080" w:hanging="360"/>
+      </w:pPr>
+      <w:rPr/>
+    </w:lvl>
+    <w:lvl w:ilvl="2">
+      <w:start w:val="1"/>
+      <w:numFmt w:val="decimal"/>
+      <w:lvlText w:val="%3."/>
+      <w:lvlJc w:val="left"/>
+      <w:pPr>
+        <w:tabs>
+          <w:tab w:val="num" w:pos="1440"/>
+        </w:tabs>
+        <w:ind w:left="1440" w:hanging="360"/>
+      </w:pPr>
+      <w:rPr/>
+    </w:lvl>
+    <w:lvl w:ilvl="3">
+      <w:start w:val="1"/>
+      <w:numFmt w:val="decimal"/>
+      <w:lvlText w:val="%4."/>
+      <w:lvlJc w:val="left"/>
+      <w:pPr>
+        <w:tabs>
+          <w:tab w:val="num" w:pos="1800"/>
+        </w:tabs>
+        <w:ind w:left="1800" w:hanging="360"/>
+      </w:pPr>
+      <w:rPr/>
+    </w:lvl>
+    <w:lvl w:ilvl="4">
+      <w:start w:val="1"/>
+      <w:numFmt w:val="decimal"/>
+      <w:lvlText w:val="%5."/>
+      <w:lvlJc w:val="left"/>
+      <w:pPr>
+        <w:tabs>
+          <w:tab w:val="num" w:pos="2160"/>
+        </w:tabs>
+        <w:ind w:left="2160" w:hanging="360"/>
+      </w:pPr>
+      <w:rPr/>
+    </w:lvl>
+    <w:lvl w:ilvl="5">
+      <w:start w:val="1"/>
+      <w:numFmt w:val="decimal"/>
+      <w:lvlText w:val="%6."/>
+      <w:lvlJc w:val="left"/>
+      <w:pPr>
+        <w:tabs>
+          <w:tab w:val="num" w:pos="2520"/>
+        </w:tabs>
+        <w:ind w:left="2520" w:hanging="360"/>
+      </w:pPr>
+      <w:rPr/>
+    </w:lvl>
+    <w:lvl w:ilvl="6">
+      <w:start w:val="1"/>
+      <w:numFmt w:val="decimal"/>
+      <w:lvlText w:val="%7."/>
+      <w:lvlJc w:val="left"/>
+      <w:pPr>
+        <w:tabs>
+          <w:tab w:val="num" w:pos="2880"/>
+        </w:tabs>
+        <w:ind w:left="2880" w:hanging="360"/>
+      </w:pPr>
+      <w:rPr/>
+    </w:lvl>
+    <w:lvl w:ilvl="7">
+      <w:start w:val="1"/>
+      <w:numFmt w:val="decimal"/>
+      <w:lvlText w:val="%8."/>
+      <w:lvlJc w:val="left"/>
+      <w:pPr>
+        <w:tabs>
+          <w:tab w:val="num" w:pos="3240"/>
+        </w:tabs>
+        <w:ind w:left="3240" w:hanging="360"/>
+      </w:pPr>
+      <w:rPr/>
+    </w:lvl>
+    <w:lvl w:ilvl="8">
+      <w:start w:val="1"/>
+      <w:numFmt w:val="decimal"/>
+      <w:lvlText w:val="%9."/>
+      <w:lvlJc w:val="left"/>
+      <w:pPr>
+        <w:tabs>
+          <w:tab w:val="num" w:pos="3600"/>
+        </w:tabs>
+        <w:ind w:left="3600" w:hanging="360"/>
+      </w:pPr>
+      <w:rPr/>
+    </w:lvl>
   </w:abstractNum>
   <w:abstractNum w:abstractNumId="3">
     <w:lvl w:ilvl="0">
@@ -8638,6 +8743,229 @@
       <w:rPr>
         <w:rFonts w:ascii="Symbol" w:hAnsi="Symbol" w:cs="Symbol" w:hint="default"/>
       </w:rPr>
+    </w:lvl>
+    <w:lvl w:ilvl="1">
+      <w:start w:val="1"/>
+      <w:numFmt w:val="decimal"/>
+      <w:lvlText w:val="%2."/>
+      <w:lvlJc w:val="left"/>
+      <w:pPr>
+        <w:tabs>
+          <w:tab w:val="num" w:pos="1080"/>
+        </w:tabs>
+        <w:ind w:left="1080" w:hanging="360"/>
+      </w:pPr>
+      <w:rPr/>
+    </w:lvl>
+    <w:lvl w:ilvl="2">
+      <w:start w:val="1"/>
+      <w:numFmt w:val="decimal"/>
+      <w:lvlText w:val="%3."/>
+      <w:lvlJc w:val="left"/>
+      <w:pPr>
+        <w:tabs>
+          <w:tab w:val="num" w:pos="1440"/>
+        </w:tabs>
+        <w:ind w:left="1440" w:hanging="360"/>
+      </w:pPr>
+      <w:rPr/>
+    </w:lvl>
+    <w:lvl w:ilvl="3">
+      <w:start w:val="1"/>
+      <w:numFmt w:val="decimal"/>
+      <w:lvlText w:val="%4."/>
+      <w:lvlJc w:val="left"/>
+      <w:pPr>
+        <w:tabs>
+          <w:tab w:val="num" w:pos="1800"/>
+        </w:tabs>
+        <w:ind w:left="1800" w:hanging="360"/>
+      </w:pPr>
+      <w:rPr/>
+    </w:lvl>
+    <w:lvl w:ilvl="4">
+      <w:start w:val="1"/>
+      <w:numFmt w:val="decimal"/>
+      <w:lvlText w:val="%5."/>
+      <w:lvlJc w:val="left"/>
+      <w:pPr>
+        <w:tabs>
+          <w:tab w:val="num" w:pos="2160"/>
+        </w:tabs>
+        <w:ind w:left="2160" w:hanging="360"/>
+      </w:pPr>
+      <w:rPr/>
+    </w:lvl>
+    <w:lvl w:ilvl="5">
+      <w:start w:val="1"/>
+      <w:numFmt w:val="decimal"/>
+      <w:lvlText w:val="%6."/>
+      <w:lvlJc w:val="left"/>
+      <w:pPr>
+        <w:tabs>
+          <w:tab w:val="num" w:pos="2520"/>
+        </w:tabs>
+        <w:ind w:left="2520" w:hanging="360"/>
+      </w:pPr>
+      <w:rPr/>
+    </w:lvl>
+    <w:lvl w:ilvl="6">
+      <w:start w:val="1"/>
+      <w:numFmt w:val="decimal"/>
+      <w:lvlText w:val="%7."/>
+      <w:lvlJc w:val="left"/>
+      <w:pPr>
+        <w:tabs>
+          <w:tab w:val="num" w:pos="2880"/>
+        </w:tabs>
+        <w:ind w:left="2880" w:hanging="360"/>
+      </w:pPr>
+      <w:rPr/>
+    </w:lvl>
+    <w:lvl w:ilvl="7">
+      <w:start w:val="1"/>
+      <w:numFmt w:val="decimal"/>
+      <w:lvlText w:val="%8."/>
+      <w:lvlJc w:val="left"/>
+      <w:pPr>
+        <w:tabs>
+          <w:tab w:val="num" w:pos="3240"/>
+        </w:tabs>
+        <w:ind w:left="3240" w:hanging="360"/>
+      </w:pPr>
+      <w:rPr/>
+    </w:lvl>
+    <w:lvl w:ilvl="8">
+      <w:start w:val="1"/>
+      <w:numFmt w:val="decimal"/>
+      <w:lvlText w:val="%9."/>
+      <w:lvlJc w:val="left"/>
+      <w:pPr>
+        <w:tabs>
+          <w:tab w:val="num" w:pos="3600"/>
+        </w:tabs>
+        <w:ind w:left="3600" w:hanging="360"/>
+      </w:pPr>
+      <w:rPr/>
+    </w:lvl>
+  </w:abstractNum>
+  <w:abstractNum w:abstractNumId="4">
+    <w:lvl w:ilvl="0">
+      <w:start w:val="1"/>
+      <w:numFmt w:val="none"/>
+      <w:suff w:val="nothing"/>
+      <w:lvlText w:val=""/>
+      <w:lvlJc w:val="left"/>
+      <w:pPr>
+        <w:tabs>
+          <w:tab w:val="num" w:pos="0"/>
+        </w:tabs>
+        <w:ind w:left="0" w:hanging="0"/>
+      </w:pPr>
+    </w:lvl>
+    <w:lvl w:ilvl="1">
+      <w:start w:val="1"/>
+      <w:numFmt w:val="none"/>
+      <w:suff w:val="nothing"/>
+      <w:lvlText w:val=""/>
+      <w:lvlJc w:val="left"/>
+      <w:pPr>
+        <w:tabs>
+          <w:tab w:val="num" w:pos="0"/>
+        </w:tabs>
+        <w:ind w:left="0" w:hanging="0"/>
+      </w:pPr>
+    </w:lvl>
+    <w:lvl w:ilvl="2">
+      <w:start w:val="1"/>
+      <w:numFmt w:val="none"/>
+      <w:suff w:val="nothing"/>
+      <w:lvlText w:val=""/>
+      <w:lvlJc w:val="left"/>
+      <w:pPr>
+        <w:tabs>
+          <w:tab w:val="num" w:pos="0"/>
+        </w:tabs>
+        <w:ind w:left="0" w:hanging="0"/>
+      </w:pPr>
+    </w:lvl>
+    <w:lvl w:ilvl="3">
+      <w:start w:val="1"/>
+      <w:numFmt w:val="none"/>
+      <w:suff w:val="nothing"/>
+      <w:lvlText w:val=""/>
+      <w:lvlJc w:val="left"/>
+      <w:pPr>
+        <w:tabs>
+          <w:tab w:val="num" w:pos="0"/>
+        </w:tabs>
+        <w:ind w:left="0" w:hanging="0"/>
+      </w:pPr>
+    </w:lvl>
+    <w:lvl w:ilvl="4">
+      <w:start w:val="1"/>
+      <w:numFmt w:val="none"/>
+      <w:suff w:val="nothing"/>
+      <w:lvlText w:val=""/>
+      <w:lvlJc w:val="left"/>
+      <w:pPr>
+        <w:tabs>
+          <w:tab w:val="num" w:pos="0"/>
+        </w:tabs>
+        <w:ind w:left="0" w:hanging="0"/>
+      </w:pPr>
+    </w:lvl>
+    <w:lvl w:ilvl="5">
+      <w:start w:val="1"/>
+      <w:numFmt w:val="none"/>
+      <w:suff w:val="nothing"/>
+      <w:lvlText w:val=""/>
+      <w:lvlJc w:val="left"/>
+      <w:pPr>
+        <w:tabs>
+          <w:tab w:val="num" w:pos="0"/>
+        </w:tabs>
+        <w:ind w:left="0" w:hanging="0"/>
+      </w:pPr>
+    </w:lvl>
+    <w:lvl w:ilvl="6">
+      <w:start w:val="1"/>
+      <w:numFmt w:val="none"/>
+      <w:suff w:val="nothing"/>
+      <w:lvlText w:val=""/>
+      <w:lvlJc w:val="left"/>
+      <w:pPr>
+        <w:tabs>
+          <w:tab w:val="num" w:pos="0"/>
+        </w:tabs>
+        <w:ind w:left="0" w:hanging="0"/>
+      </w:pPr>
+    </w:lvl>
+    <w:lvl w:ilvl="7">
+      <w:start w:val="1"/>
+      <w:numFmt w:val="none"/>
+      <w:suff w:val="nothing"/>
+      <w:lvlText w:val=""/>
+      <w:lvlJc w:val="left"/>
+      <w:pPr>
+        <w:tabs>
+          <w:tab w:val="num" w:pos="0"/>
+        </w:tabs>
+        <w:ind w:left="0" w:hanging="0"/>
+      </w:pPr>
+    </w:lvl>
+    <w:lvl w:ilvl="8">
+      <w:start w:val="1"/>
+      <w:numFmt w:val="none"/>
+      <w:suff w:val="nothing"/>
+      <w:lvlText w:val=""/>
+      <w:lvlJc w:val="left"/>
+      <w:pPr>
+        <w:tabs>
+          <w:tab w:val="num" w:pos="0"/>
+        </w:tabs>
+        <w:ind w:left="0" w:hanging="0"/>
+      </w:pPr>
     </w:lvl>
   </w:abstractNum>
   <w:num w:numId="1">
@@ -8648,6 +8976,9 @@
   </w:num>
   <w:num w:numId="3">
     <w:abstractNumId w:val="3"/>
+  </w:num>
+  <w:num w:numId="4">
+    <w:abstractNumId w:val="4"/>
   </w:num>
 </w:numbering>
 </file>
@@ -8674,14 +9005,18 @@
     <w:qFormat/>
     <w:pPr>
       <w:widowControl/>
+      <w:suppressAutoHyphens w:val="true"/>
       <w:bidi w:val="0"/>
+      <w:spacing w:before="0" w:after="0"/>
+      <w:jc w:val="left"/>
     </w:pPr>
     <w:rPr>
       <w:rFonts w:ascii="Times New Roman" w:hAnsi="Times New Roman" w:eastAsia="Times New Roman" w:cs="Times New Roman"/>
       <w:color w:val="auto"/>
+      <w:kern w:val="0"/>
       <w:sz w:val="24"/>
       <w:szCs w:val="24"/>
-      <w:lang w:val="ru-RU" w:bidi="ar-SA" w:eastAsia="zh-CN"/>
+      <w:lang w:val="ru-RU" w:eastAsia="zh-CN" w:bidi="ar-SA"/>
     </w:rPr>
   </w:style>
   <w:style w:type="paragraph" w:styleId="Heading1">
@@ -9753,16 +10088,19 @@
     <w:qFormat/>
     <w:pPr>
       <w:widowControl w:val="false"/>
-      <w:autoSpaceDE w:val="false"/>
+      <w:suppressAutoHyphens w:val="true"/>
       <w:bidi w:val="0"/>
+      <w:spacing w:before="0" w:after="0"/>
       <w:ind w:firstLine="720" w:left="0" w:right="0"/>
+      <w:jc w:val="left"/>
     </w:pPr>
     <w:rPr>
       <w:rFonts w:ascii="Arial" w:hAnsi="Arial" w:eastAsia="Times New Roman" w:cs="Arial"/>
       <w:color w:val="auto"/>
+      <w:kern w:val="0"/>
       <w:sz w:val="20"/>
       <w:szCs w:val="20"/>
-      <w:lang w:val="ru-RU" w:bidi="ar-SA" w:eastAsia="zh-CN"/>
+      <w:lang w:val="ru-RU" w:eastAsia="zh-CN" w:bidi="ar-SA"/>
     </w:rPr>
   </w:style>
   <w:style w:type="paragraph" w:styleId="Header">
@@ -9782,16 +10120,18 @@
     <w:qFormat/>
     <w:pPr>
       <w:widowControl w:val="false"/>
+      <w:suppressAutoHyphens w:val="true"/>
       <w:bidi w:val="0"/>
-      <w:spacing w:lineRule="atLeast" w:line="240"/>
+      <w:spacing w:lineRule="atLeast" w:line="240" w:before="0" w:after="0"/>
       <w:jc w:val="both"/>
     </w:pPr>
     <w:rPr>
       <w:rFonts w:ascii="Arial" w:hAnsi="Arial" w:eastAsia="Calibri" w:cs="Arial"/>
       <w:color w:val="000000"/>
+      <w:kern w:val="0"/>
       <w:sz w:val="24"/>
       <w:szCs w:val="20"/>
-      <w:lang w:val="ru-RU" w:bidi="ar-SA" w:eastAsia="zh-CN"/>
+      <w:lang w:val="ru-RU" w:eastAsia="zh-CN" w:bidi="ar-SA"/>
     </w:rPr>
   </w:style>
   <w:style w:type="paragraph" w:styleId="222">
@@ -9800,7 +10140,7 @@
     <w:qFormat/>
     <w:pPr>
       <w:widowControl w:val="false"/>
-      <w:shd w:fill="FFFFFF" w:val="clear"/>
+      <w:shd w:val="clear" w:fill="FFFFFF"/>
       <w:spacing w:lineRule="exact" w:line="274" w:before="280" w:after="0"/>
       <w:jc w:val="both"/>
       <w:outlineLvl w:val="1"/>
@@ -9815,15 +10155,18 @@
     <w:qFormat/>
     <w:pPr>
       <w:widowControl/>
+      <w:suppressAutoHyphens w:val="true"/>
       <w:bidi w:val="0"/>
       <w:spacing w:lineRule="auto" w:line="276" w:before="0" w:after="200"/>
+      <w:jc w:val="left"/>
     </w:pPr>
     <w:rPr>
       <w:rFonts w:ascii="Times New Roman" w:hAnsi="Times New Roman" w:eastAsia="Calibri" w:cs="Times New Roman"/>
       <w:color w:val="000000"/>
+      <w:kern w:val="0"/>
       <w:sz w:val="16"/>
       <w:szCs w:val="20"/>
-      <w:lang w:val="ru-RU" w:bidi="ar-SA" w:eastAsia="zh-CN"/>
+      <w:lang w:val="ru-RU" w:eastAsia="zh-CN" w:bidi="ar-SA"/>
     </w:rPr>
   </w:style>
   <w:style w:type="paragraph" w:styleId="Style23">
@@ -9831,7 +10174,10 @@
     <w:qFormat/>
     <w:pPr>
       <w:widowControl w:val="false"/>
+      <w:suppressAutoHyphens w:val="true"/>
       <w:bidi w:val="0"/>
+      <w:spacing w:before="0" w:after="0"/>
+      <w:jc w:val="left"/>
     </w:pPr>
     <w:rPr>
       <w:rFonts w:ascii="Times New Roman" w:hAnsi="Times New Roman" w:eastAsia="Times New Roman" w:cs="Times New Roman"/>
@@ -9841,7 +10187,7 @@
       <w:position w:val="-1"/>
       <w:sz w:val="24"/>
       <w:szCs w:val="20"/>
-      <w:lang w:val="en-US" w:bidi="ar-SA" w:eastAsia="zh-CN"/>
+      <w:lang w:val="en-US" w:eastAsia="zh-CN" w:bidi="ar-SA"/>
     </w:rPr>
   </w:style>
   <w:style w:type="paragraph" w:styleId="27">
@@ -9862,15 +10208,18 @@
     <w:qFormat/>
     <w:pPr>
       <w:widowControl/>
-      <w:autoSpaceDE w:val="false"/>
+      <w:suppressAutoHyphens w:val="true"/>
       <w:bidi w:val="0"/>
+      <w:spacing w:before="0" w:after="0"/>
+      <w:jc w:val="left"/>
     </w:pPr>
     <w:rPr>
       <w:rFonts w:ascii="Times New Roman" w:hAnsi="Times New Roman" w:eastAsia="Times New Roman" w:cs="Times New Roman"/>
       <w:color w:val="000000"/>
+      <w:kern w:val="0"/>
       <w:sz w:val="24"/>
       <w:szCs w:val="24"/>
-      <w:lang w:val="ru-RU" w:bidi="ar-SA" w:eastAsia="zh-CN"/>
+      <w:lang w:val="ru-RU" w:eastAsia="zh-CN" w:bidi="ar-SA"/>
     </w:rPr>
   </w:style>
   <w:style w:type="paragraph" w:styleId="34">
@@ -9906,15 +10255,18 @@
     <w:qFormat/>
     <w:pPr>
       <w:widowControl/>
-      <w:pBdr/>
+      <w:suppressAutoHyphens w:val="true"/>
       <w:bidi w:val="0"/>
+      <w:spacing w:before="0" w:after="0"/>
+      <w:jc w:val="left"/>
     </w:pPr>
     <w:rPr>
       <w:rFonts w:ascii="Helvetica" w:hAnsi="Helvetica" w:eastAsia="Times New Roman" w:cs="Helvetica"/>
       <w:color w:val="000000"/>
+      <w:kern w:val="0"/>
       <w:sz w:val="20"/>
       <w:szCs w:val="20"/>
-      <w:lang w:val="ru-RU" w:bidi="ar-SA" w:eastAsia="zh-CN"/>
+      <w:lang w:val="ru-RU" w:eastAsia="zh-CN" w:bidi="ar-SA"/>
     </w:rPr>
   </w:style>
   <w:style w:type="paragraph" w:styleId="Style161">
@@ -9922,17 +10274,18 @@
     <w:qFormat/>
     <w:pPr>
       <w:widowControl w:val="false"/>
-      <w:pBdr/>
+      <w:suppressAutoHyphens w:val="true"/>
       <w:bidi w:val="0"/>
-      <w:spacing w:lineRule="exact" w:line="278"/>
+      <w:spacing w:lineRule="exact" w:line="278" w:before="0" w:after="0"/>
       <w:jc w:val="both"/>
     </w:pPr>
     <w:rPr>
       <w:rFonts w:ascii="Arial Unicode MS" w:hAnsi="Arial Unicode MS" w:eastAsia="Times New Roman" w:cs="Arial Unicode MS"/>
       <w:color w:val="000000"/>
+      <w:kern w:val="0"/>
       <w:sz w:val="24"/>
       <w:szCs w:val="24"/>
-      <w:lang w:val="ru-RU" w:bidi="ar-SA" w:eastAsia="zh-CN"/>
+      <w:lang w:val="ru-RU" w:eastAsia="zh-CN" w:bidi="ar-SA"/>
     </w:rPr>
   </w:style>
   <w:style w:type="paragraph" w:styleId="western">
@@ -10018,7 +10371,6 @@
     <w:qFormat/>
     <w:pPr>
       <w:widowControl w:val="false"/>
-      <w:autoSpaceDE w:val="false"/>
     </w:pPr>
     <w:rPr>
       <w:rFonts w:ascii="Arial Unicode MS" w:hAnsi="Arial Unicode MS" w:cs="Arial Unicode MS"/>
@@ -10030,7 +10382,6 @@
     <w:qFormat/>
     <w:pPr>
       <w:widowControl w:val="false"/>
-      <w:autoSpaceDE w:val="false"/>
     </w:pPr>
     <w:rPr>
       <w:rFonts w:ascii="Arial Unicode MS" w:hAnsi="Arial Unicode MS" w:cs="Arial Unicode MS"/>
@@ -10042,7 +10393,6 @@
     <w:qFormat/>
     <w:pPr>
       <w:widowControl w:val="false"/>
-      <w:autoSpaceDE w:val="false"/>
     </w:pPr>
     <w:rPr>
       <w:rFonts w:ascii="Arial Unicode MS" w:hAnsi="Arial Unicode MS" w:cs="Arial Unicode MS"/>
@@ -10069,7 +10419,6 @@
     <w:qFormat/>
     <w:pPr>
       <w:widowControl w:val="false"/>
-      <w:autoSpaceDE w:val="false"/>
     </w:pPr>
     <w:rPr>
       <w:rFonts w:eastAsia="Calibri"/>
@@ -10106,14 +10455,18 @@
     <w:qFormat/>
     <w:pPr>
       <w:widowControl/>
+      <w:suppressAutoHyphens w:val="true"/>
       <w:bidi w:val="0"/>
+      <w:spacing w:before="0" w:after="0"/>
+      <w:jc w:val="left"/>
     </w:pPr>
     <w:rPr>
       <w:rFonts w:ascii="Times New Roman" w:hAnsi="Times New Roman" w:eastAsia="Times New Roman" w:cs="Times New Roman"/>
       <w:color w:val="auto"/>
+      <w:kern w:val="0"/>
       <w:sz w:val="20"/>
       <w:szCs w:val="20"/>
-      <w:lang w:val="ru-RU" w:bidi="ar-SA" w:eastAsia="zh-CN"/>
+      <w:lang w:val="ru-RU" w:eastAsia="zh-CN" w:bidi="ar-SA"/>
     </w:rPr>
   </w:style>
   <w:style w:type="paragraph" w:styleId="44">

--- a/lab1/Ovesi_Sayalel_lb1.docx
+++ b/lab1/Ovesi_Sayalel_lb1.docx
@@ -650,7 +650,16 @@
           <w:sz w:val="28"/>
           <w:szCs w:val="28"/>
         </w:rPr>
-        <w:t>2023</w:t>
+        <w:t>202</w:t>
+      </w:r>
+      <w:r>
+        <w:rPr>
+          <w:bCs/>
+          <w:color w:val="000000"/>
+          <w:sz w:val="28"/>
+          <w:szCs w:val="28"/>
+        </w:rPr>
+        <w:t>6</w:t>
       </w:r>
       <w:r>
         <w:br w:type="page"/>

--- a/lab1/Ovesi_Sayalel_lb1.docx
+++ b/lab1/Ovesi_Sayalel_lb1.docx
@@ -23,7 +23,7 @@
           <w:sz w:val="28"/>
           <w:szCs w:val="28"/>
         </w:rPr>
-        <w:t xml:space="preserve"> </w:t>
+        <w:t>s</w:t>
       </w:r>
       <w:r>
         <w:rPr>
@@ -33,7 +33,7 @@
           <w:sz w:val="28"/>
           <w:szCs w:val="28"/>
         </w:rPr>
-        <w:t>МИНОБРНАУКИ РОССИИ</w:t>
+        <w:t xml:space="preserve"> МИНОБРНАУКИ РОССИИ</w:t>
       </w:r>
     </w:p>
     <w:p>
@@ -650,16 +650,7 @@
           <w:sz w:val="28"/>
           <w:szCs w:val="28"/>
         </w:rPr>
-        <w:t>202</w:t>
-      </w:r>
-      <w:r>
-        <w:rPr>
-          <w:bCs/>
-          <w:color w:val="000000"/>
-          <w:sz w:val="28"/>
-          <w:szCs w:val="28"/>
-        </w:rPr>
-        <w:t>6</w:t>
+        <w:t>2026</w:t>
       </w:r>
       <w:r>
         <w:br w:type="page"/>
@@ -1551,6 +1542,95 @@
         <w:ind w:firstLine="709" w:right="0"/>
         <w:jc w:val="both"/>
         <w:rPr>
+          <w:b w:val="false"/>
+          <w:bCs w:val="false"/>
+          <w:color w:val="000000"/>
+          <w:sz w:val="28"/>
+          <w:szCs w:val="28"/>
+        </w:rPr>
+      </w:pPr>
+      <w:r>
+        <w:rPr>
+          <w:b w:val="false"/>
+          <w:bCs w:val="false"/>
+          <w:color w:val="000000"/>
+          <w:sz w:val="28"/>
+          <w:szCs w:val="28"/>
+        </w:rPr>
+      </w:r>
+    </w:p>
+    <w:p>
+      <w:pPr>
+        <w:pStyle w:val="Normal"/>
+        <w:spacing w:lineRule="auto" w:line="360"/>
+        <w:ind w:firstLine="709" w:right="0"/>
+        <w:jc w:val="both"/>
+        <w:rPr>
+          <w:b w:val="false"/>
+          <w:bCs w:val="false"/>
+          <w:color w:val="000000"/>
+          <w:sz w:val="28"/>
+          <w:szCs w:val="28"/>
+        </w:rPr>
+      </w:pPr>
+      <w:r>
+        <w:rPr>
+          <w:b w:val="false"/>
+          <w:bCs w:val="false"/>
+          <w:color w:val="000000"/>
+          <w:sz w:val="28"/>
+          <w:szCs w:val="28"/>
+        </w:rPr>
+        <w:t>Временная сложность алгоритма экспоненциальная (примерно O</w:t>
+      </w:r>
+      <w:r>
+        <w:rPr>
+          <w:b w:val="false"/>
+          <w:bCs w:val="false"/>
+          <w:color w:val="000000"/>
+          <w:sz w:val="28"/>
+          <w:szCs w:val="28"/>
+        </w:rPr>
+        <w:t>^</w:t>
+      </w:r>
+      <w:r>
+        <w:rPr>
+          <w:b w:val="false"/>
+          <w:bCs w:val="false"/>
+          <w:color w:val="000000"/>
+          <w:sz w:val="28"/>
+          <w:szCs w:val="28"/>
+        </w:rPr>
+        <w:t>(b</w:t>
+      </w:r>
+      <w:r>
+        <w:rPr>
+          <w:b w:val="false"/>
+          <w:bCs w:val="false"/>
+          <w:color w:val="000000"/>
+          <w:sz w:val="28"/>
+          <w:szCs w:val="28"/>
+        </w:rPr>
+        <w:t>^</w:t>
+      </w:r>
+      <w:r>
+        <w:rPr>
+          <w:b w:val="false"/>
+          <w:bCs w:val="false"/>
+          <w:color w:val="000000"/>
+          <w:sz w:val="28"/>
+          <w:szCs w:val="28"/>
+        </w:rPr>
+        <w:t>d)), так как используется рекурсивный перебор с возвратом. На практике число операций быстро растёт с увеличением N, хотя применение эвристик и отсечения ветвей существенно уменьшает фактическое количество проверяемых вариантов.</w:t>
+      </w:r>
+    </w:p>
+    <w:p>
+      <w:pPr>
+        <w:pStyle w:val="Normal"/>
+        <w:spacing w:lineRule="auto" w:line="360"/>
+        <w:ind w:firstLine="709" w:right="0"/>
+        <w:jc w:val="both"/>
+        <w:rPr>
           <w:b/>
           <w:color w:val="000000"/>
           <w:sz w:val="28"/>
@@ -1559,11 +1639,48 @@
       </w:pPr>
       <w:r>
         <w:rPr>
+          <w:b w:val="false"/>
+          <w:bCs w:val="false"/>
+          <w:color w:val="000000"/>
+          <w:sz w:val="28"/>
+          <w:szCs w:val="28"/>
+        </w:rPr>
+        <w:t>b</w:t>
+      </w:r>
+      <w:r>
+        <w:rPr>
           <w:b/>
           <w:color w:val="000000"/>
           <w:sz w:val="28"/>
           <w:szCs w:val="28"/>
         </w:rPr>
+        <w:t xml:space="preserve">- </w:t>
+      </w:r>
+      <w:r>
+        <w:rPr>
+          <w:lang w:val="ru-RU"/>
+        </w:rPr>
+        <w:t>коэффициент ветвления (количество размеров квадратов, которые мы пробуем на каждом шаге)</w:t>
+      </w:r>
+    </w:p>
+    <w:p>
+      <w:pPr>
+        <w:pStyle w:val="Normal"/>
+        <w:spacing w:lineRule="auto" w:line="360"/>
+        <w:ind w:firstLine="709" w:right="0"/>
+        <w:jc w:val="both"/>
+        <w:rPr>
+          <w:b/>
+          <w:color w:val="000000"/>
+          <w:sz w:val="28"/>
+          <w:szCs w:val="28"/>
+        </w:rPr>
+      </w:pPr>
+      <w:r>
+        <w:rPr>
+          <w:lang w:val="ru-RU"/>
+        </w:rPr>
+        <w:t>d — глубина рекурсии (количество размещенных квадратов)</w:t>
       </w:r>
       <w:r>
         <w:br w:type="page"/>
@@ -8400,7 +8517,7 @@
     </w:r>
     <w:r>
       <w:rPr/>
-      <w:t>13</w:t>
+      <w:t>14</w:t>
     </w:r>
     <w:r>
       <w:rPr/>
